--- a/Finja_txt.docx
+++ b/Finja_txt.docx
@@ -42,6 +42,11 @@
     </w:p>
     <w:p>
       <w:pPr>
+        <w:pStyle w:val="Listenabsatz"/>
+        <w:numPr>
+          <w:ilvl w:val="0"/>
+          <w:numId w:val="6"/>
+        </w:numPr>
         <w:rPr>
           <w:lang w:val="de-DE"/>
         </w:rPr>
@@ -100,466 +105,338 @@
         </w:rPr>
         <w:t xml:space="preserve"> eingehen</w:t>
       </w:r>
-    </w:p>
-    <w:p>
-      <w:pPr>
+      <w:r>
+        <w:rPr>
+          <w:lang w:val="de-DE"/>
+        </w:rPr>
+        <w:t>.</w:t>
+      </w:r>
+    </w:p>
+    <w:p>
+      <w:pPr>
+        <w:ind w:left="720"/>
+        <w:rPr>
+          <w:lang w:val="de-DE"/>
+        </w:rPr>
+      </w:pPr>
+      <w:r>
+        <w:rPr>
+          <w:lang w:val="de-DE"/>
+        </w:rPr>
+        <w:t>So sind die meisten von unseren Tabellen aufgebaut, so wir dass in den Vorlesungen hatten</w:t>
+      </w:r>
+    </w:p>
+    <w:p>
+      <w:pPr>
+        <w:pStyle w:val="Listenabsatz"/>
+        <w:numPr>
+          <w:ilvl w:val="0"/>
+          <w:numId w:val="5"/>
+        </w:numPr>
         <w:rPr>
           <w:u w:val="single"/>
           <w:lang w:val="de-DE"/>
         </w:rPr>
       </w:pPr>
-      <w:r>
-        <w:rPr>
-          <w:u w:val="single"/>
-          <w:lang w:val="de-DE"/>
-        </w:rPr>
-        <w:t xml:space="preserve">Außerdem die </w:t>
-      </w:r>
       <w:r>
         <w:rPr>
           <w:b/>
           <w:u w:val="single"/>
           <w:lang w:val="de-DE"/>
         </w:rPr>
-        <w:t>Trigger</w:t>
+        <w:t>Abfragen</w:t>
       </w:r>
       <w:r>
         <w:rPr>
           <w:u w:val="single"/>
           <w:lang w:val="de-DE"/>
         </w:rPr>
-        <w:t xml:space="preserve"> </w:t>
-      </w:r>
-      <w:r>
+        <w:t xml:space="preserve"> zeigen </w:t>
+      </w:r>
+    </w:p>
+    <w:p>
+      <w:pPr>
+        <w:ind w:left="720"/>
+        <w:rPr>
+          <w:lang w:val="de-DE"/>
+        </w:rPr>
+      </w:pPr>
+      <w:r>
+        <w:rPr>
+          <w:lang w:val="de-DE"/>
+        </w:rPr>
+        <w:t>Die Rückgabe Quote insgesamt von allen Büchern</w:t>
+      </w:r>
+    </w:p>
+    <w:p>
+      <w:pPr>
+        <w:ind w:left="720"/>
+        <w:rPr>
+          <w:lang w:val="de-DE"/>
+        </w:rPr>
+      </w:pPr>
+      <w:r>
+        <w:rPr>
+          <w:lang w:val="de-DE"/>
+        </w:rPr>
+        <w:t>Alle schulden die noch an di Bibliothek gezahlt werden müssen.</w:t>
+      </w:r>
+    </w:p>
+    <w:p>
+      <w:pPr>
+        <w:ind w:left="720"/>
+        <w:rPr>
+          <w:lang w:val="de-DE"/>
+        </w:rPr>
+      </w:pPr>
+      <w:r>
+        <w:rPr>
+          <w:lang w:val="de-DE"/>
+        </w:rPr>
+        <w:t>Kattegorien der bücher</w:t>
+      </w:r>
+    </w:p>
+    <w:p>
+      <w:pPr>
+        <w:rPr>
+          <w:lang w:val="de-DE"/>
+        </w:rPr>
+      </w:pPr>
+    </w:p>
+    <w:p>
+      <w:pPr>
+        <w:pStyle w:val="Listenabsatz"/>
+        <w:numPr>
+          <w:ilvl w:val="0"/>
+          <w:numId w:val="5"/>
+        </w:numPr>
         <w:rPr>
           <w:u w:val="single"/>
           <w:lang w:val="de-DE"/>
         </w:rPr>
-        <w:t>erklären</w:t>
-      </w:r>
+      </w:pPr>
       <w:r>
         <w:rPr>
           <w:u w:val="single"/>
           <w:lang w:val="de-DE"/>
         </w:rPr>
-        <w:t xml:space="preserve"> was die machen und diese dann auch zeigen </w:t>
-      </w:r>
-    </w:p>
-    <w:p>
-      <w:pPr>
-        <w:rPr>
-          <w:lang w:val="de-DE"/>
-        </w:rPr>
-      </w:pPr>
-      <w:r>
-        <w:rPr>
-          <w:lang w:val="de-DE"/>
-        </w:rPr>
-        <w:t xml:space="preserve">-&gt;unsere </w:t>
-      </w:r>
-      <w:r>
-        <w:rPr>
-          <w:lang w:val="de-DE"/>
-        </w:rPr>
-        <w:t>Trigger</w:t>
-      </w:r>
-      <w:r>
-        <w:rPr>
-          <w:lang w:val="de-DE"/>
-        </w:rPr>
-        <w:t xml:space="preserve"> machen immer das gleiche wir habe 6 stück immer in zweier paaren</w:t>
-      </w:r>
-      <w:r>
-        <w:rPr>
-          <w:lang w:val="de-DE"/>
-        </w:rPr>
-        <w:t>.</w:t>
-      </w:r>
-      <w:r>
-        <w:rPr>
-          <w:lang w:val="de-DE"/>
-        </w:rPr>
-        <w:t xml:space="preserve"> </w:t>
-      </w:r>
-      <w:r>
-        <w:rPr>
-          <w:lang w:val="de-DE"/>
-        </w:rPr>
-        <w:t>S</w:t>
-      </w:r>
-      <w:r>
-        <w:rPr>
-          <w:lang w:val="de-DE"/>
-        </w:rPr>
-        <w:t xml:space="preserve">ie kümmern sich darum das das </w:t>
-      </w:r>
-      <w:r>
-        <w:rPr>
-          <w:lang w:val="de-DE"/>
-        </w:rPr>
-        <w:t>Attribut</w:t>
-      </w:r>
-      <w:r>
-        <w:rPr>
-          <w:lang w:val="de-DE"/>
-        </w:rPr>
-        <w:t xml:space="preserve"> </w:t>
-      </w:r>
-      <w:r>
-        <w:rPr>
-          <w:lang w:val="de-DE"/>
-        </w:rPr>
-        <w:t>Verfügbarkeit</w:t>
-      </w:r>
-      <w:r>
-        <w:rPr>
-          <w:lang w:val="de-DE"/>
-        </w:rPr>
-        <w:t xml:space="preserve"> </w:t>
-      </w:r>
-      <w:r>
-        <w:rPr>
-          <w:lang w:val="de-DE"/>
-        </w:rPr>
-        <w:t xml:space="preserve">in der Mediums Tabelle </w:t>
-      </w:r>
-      <w:r>
-        <w:rPr>
-          <w:lang w:val="de-DE"/>
-        </w:rPr>
-        <w:t xml:space="preserve">immer aktuell ist egal ob </w:t>
-      </w:r>
-      <w:r>
-        <w:rPr>
-          <w:lang w:val="de-DE"/>
-        </w:rPr>
-        <w:t>man</w:t>
-      </w:r>
-      <w:r>
-        <w:rPr>
-          <w:lang w:val="de-DE"/>
-        </w:rPr>
-        <w:t xml:space="preserve"> sich was ausleiht </w:t>
-      </w:r>
-      <w:r>
-        <w:rPr>
-          <w:lang w:val="de-DE"/>
-        </w:rPr>
-        <w:t>reserviert</w:t>
-      </w:r>
-      <w:r>
-        <w:rPr>
-          <w:lang w:val="de-DE"/>
-        </w:rPr>
-        <w:t xml:space="preserve">, oder </w:t>
-      </w:r>
-      <w:r>
-        <w:rPr>
-          <w:lang w:val="de-DE"/>
-        </w:rPr>
-        <w:t>nach Hause liefern lässt -&gt; DEMO</w:t>
-      </w:r>
-    </w:p>
-    <w:p>
-      <w:pPr>
-        <w:rPr>
-          <w:lang w:val="de-DE"/>
-        </w:rPr>
-      </w:pPr>
-      <w:r>
-        <w:rPr>
-          <w:lang w:val="de-DE"/>
-        </w:rPr>
-        <w:t>Events VLLT</w:t>
-      </w:r>
-    </w:p>
-    <w:p>
-      <w:pPr>
-        <w:rPr>
-          <w:u w:val="single"/>
-          <w:lang w:val="de-DE"/>
-        </w:rPr>
-      </w:pPr>
+        <w:t xml:space="preserve">Außerdem die </w:t>
+      </w:r>
       <w:r>
         <w:rPr>
           <w:b/>
           <w:u w:val="single"/>
           <w:lang w:val="de-DE"/>
         </w:rPr>
-        <w:t>Views</w:t>
+        <w:t>Trigger</w:t>
       </w:r>
       <w:r>
         <w:rPr>
           <w:u w:val="single"/>
           <w:lang w:val="de-DE"/>
         </w:rPr>
-        <w:t xml:space="preserve"> zeigen </w:t>
-      </w:r>
-    </w:p>
-    <w:p>
-      <w:pPr>
+        <w:t xml:space="preserve"> </w:t>
+      </w:r>
+      <w:r>
+        <w:rPr>
+          <w:u w:val="single"/>
+          <w:lang w:val="de-DE"/>
+        </w:rPr>
+        <w:t>erklären</w:t>
+      </w:r>
+      <w:r>
+        <w:rPr>
+          <w:u w:val="single"/>
+          <w:lang w:val="de-DE"/>
+        </w:rPr>
+        <w:t xml:space="preserve"> was die machen und diese dann auch zeigen </w:t>
+      </w:r>
+    </w:p>
+    <w:p>
+      <w:pPr>
+        <w:ind w:left="720"/>
+        <w:rPr>
+          <w:lang w:val="de-DE"/>
+        </w:rPr>
+      </w:pPr>
+      <w:r>
+        <w:rPr>
+          <w:lang w:val="de-DE"/>
+        </w:rPr>
+        <w:t xml:space="preserve">-&gt;unsere </w:t>
+      </w:r>
+      <w:r>
+        <w:rPr>
+          <w:lang w:val="de-DE"/>
+        </w:rPr>
+        <w:t>Trigger</w:t>
+      </w:r>
+      <w:r>
+        <w:rPr>
+          <w:lang w:val="de-DE"/>
+        </w:rPr>
+        <w:t xml:space="preserve"> machen immer das gleiche wir habe 6 stück immer in zweier paaren</w:t>
+      </w:r>
+      <w:r>
+        <w:rPr>
+          <w:lang w:val="de-DE"/>
+        </w:rPr>
+        <w:t>.</w:t>
+      </w:r>
+      <w:r>
+        <w:rPr>
+          <w:lang w:val="de-DE"/>
+        </w:rPr>
+        <w:t xml:space="preserve"> </w:t>
+      </w:r>
+      <w:r>
+        <w:rPr>
+          <w:lang w:val="de-DE"/>
+        </w:rPr>
+        <w:t>S</w:t>
+      </w:r>
+      <w:r>
+        <w:rPr>
+          <w:lang w:val="de-DE"/>
+        </w:rPr>
+        <w:t xml:space="preserve">ie kümmern sich darum das das </w:t>
+      </w:r>
+      <w:r>
+        <w:rPr>
+          <w:lang w:val="de-DE"/>
+        </w:rPr>
+        <w:t>Attribut</w:t>
+      </w:r>
+      <w:r>
+        <w:rPr>
+          <w:lang w:val="de-DE"/>
+        </w:rPr>
+        <w:t xml:space="preserve"> </w:t>
+      </w:r>
+      <w:r>
+        <w:rPr>
+          <w:lang w:val="de-DE"/>
+        </w:rPr>
+        <w:t>Verfügbarkeit</w:t>
+      </w:r>
+      <w:r>
+        <w:rPr>
+          <w:lang w:val="de-DE"/>
+        </w:rPr>
+        <w:t xml:space="preserve"> </w:t>
+      </w:r>
+      <w:r>
+        <w:rPr>
+          <w:lang w:val="de-DE"/>
+        </w:rPr>
+        <w:t xml:space="preserve">in der Mediums Tabelle </w:t>
+      </w:r>
+      <w:r>
+        <w:rPr>
+          <w:lang w:val="de-DE"/>
+        </w:rPr>
+        <w:t xml:space="preserve">immer aktuell ist egal ob </w:t>
+      </w:r>
+      <w:r>
+        <w:rPr>
+          <w:lang w:val="de-DE"/>
+        </w:rPr>
+        <w:t>man</w:t>
+      </w:r>
+      <w:r>
+        <w:rPr>
+          <w:lang w:val="de-DE"/>
+        </w:rPr>
+        <w:t xml:space="preserve"> sich was </w:t>
+      </w:r>
+      <w:r>
         <w:rPr>
           <w:color w:val="EE0000"/>
           <w:lang w:val="de-DE"/>
         </w:rPr>
-      </w:pPr>
+        <w:t xml:space="preserve">ausleiht </w:t>
+      </w:r>
       <w:r>
         <w:rPr>
           <w:color w:val="EE0000"/>
           <w:lang w:val="de-DE"/>
         </w:rPr>
-        <w:t>M</w:t>
+        <w:t>reserviert</w:t>
       </w:r>
       <w:r>
         <w:rPr>
           <w:color w:val="EE0000"/>
           <w:lang w:val="de-DE"/>
         </w:rPr>
-        <w:t>it</w:t>
+        <w:t xml:space="preserve">, oder </w:t>
       </w:r>
       <w:r>
         <w:rPr>
           <w:color w:val="EE0000"/>
           <w:lang w:val="de-DE"/>
         </w:rPr>
-        <w:t>arbeiter:</w:t>
-      </w:r>
-    </w:p>
-    <w:p>
-      <w:pPr>
-        <w:rPr>
-          <w:lang w:val="de-DE"/>
-        </w:rPr>
-      </w:pPr>
-      <w:r>
-        <w:rPr>
-          <w:lang w:val="de-DE"/>
-        </w:rPr>
-        <w:t>Zeigt die Wichtigsten Informationen Über die Mitglieder an</w:t>
-      </w:r>
-    </w:p>
-    <w:p>
-      <w:pPr>
-        <w:rPr>
-          <w:lang w:val="de-DE"/>
-        </w:rPr>
-      </w:pPr>
-      <w:r>
-        <w:rPr>
-          <w:color w:val="EE0000"/>
-          <w:lang w:val="de-DE"/>
-        </w:rPr>
-        <w:t>Mitglieder</w:t>
-      </w:r>
-      <w:r>
-        <w:rPr>
-          <w:lang w:val="de-DE"/>
-        </w:rPr>
-        <w:t>:</w:t>
-      </w:r>
-    </w:p>
-    <w:p>
-      <w:pPr>
-        <w:rPr>
-          <w:lang w:val="de-DE"/>
-        </w:rPr>
-      </w:pPr>
-      <w:r>
-        <w:rPr>
-          <w:lang w:val="de-DE"/>
-        </w:rPr>
-        <w:t xml:space="preserve">Man hat verschieden View zur Auswahl. </w:t>
-      </w:r>
-      <w:proofErr w:type="spellStart"/>
-      <w:r>
-        <w:rPr>
-          <w:lang w:val="de-DE"/>
-        </w:rPr>
-        <w:t>Mann</w:t>
-      </w:r>
-      <w:proofErr w:type="spellEnd"/>
-      <w:r>
-        <w:rPr>
-          <w:lang w:val="de-DE"/>
-        </w:rPr>
-        <w:t xml:space="preserve"> kann sich sein </w:t>
-      </w:r>
-      <w:proofErr w:type="spellStart"/>
-      <w:r>
-        <w:rPr>
-          <w:lang w:val="de-DE"/>
-        </w:rPr>
-        <w:t>eigesen</w:t>
-      </w:r>
-      <w:proofErr w:type="spellEnd"/>
-      <w:r>
-        <w:rPr>
-          <w:lang w:val="de-DE"/>
-        </w:rPr>
-        <w:t xml:space="preserve"> Nutzerprofiel anzeigen lasse, alle </w:t>
-      </w:r>
-      <w:proofErr w:type="gramStart"/>
-      <w:r>
-        <w:rPr>
-          <w:lang w:val="de-DE"/>
-        </w:rPr>
-        <w:t>ausleihen</w:t>
-      </w:r>
-      <w:proofErr w:type="gramEnd"/>
-      <w:r>
-        <w:rPr>
-          <w:lang w:val="de-DE"/>
-        </w:rPr>
-        <w:t xml:space="preserve"> die man </w:t>
-      </w:r>
-      <w:proofErr w:type="spellStart"/>
-      <w:r>
-        <w:rPr>
-          <w:lang w:val="de-DE"/>
-        </w:rPr>
-        <w:t>getätig</w:t>
-      </w:r>
-      <w:proofErr w:type="spellEnd"/>
-      <w:r>
-        <w:rPr>
-          <w:lang w:val="de-DE"/>
-        </w:rPr>
-        <w:t xml:space="preserve"> hat. Außerdem alle </w:t>
-      </w:r>
-      <w:proofErr w:type="spellStart"/>
-      <w:r>
-        <w:rPr>
-          <w:lang w:val="de-DE"/>
-        </w:rPr>
-        <w:t>mahnungen</w:t>
-      </w:r>
-      <w:proofErr w:type="spellEnd"/>
-      <w:r>
-        <w:rPr>
-          <w:lang w:val="de-DE"/>
-        </w:rPr>
-        <w:t xml:space="preserve"> die </w:t>
-      </w:r>
-      <w:proofErr w:type="spellStart"/>
-      <w:r>
-        <w:rPr>
-          <w:lang w:val="de-DE"/>
-        </w:rPr>
-        <w:t>mann</w:t>
-      </w:r>
-      <w:proofErr w:type="spellEnd"/>
-      <w:r>
-        <w:rPr>
-          <w:lang w:val="de-DE"/>
-        </w:rPr>
-        <w:t xml:space="preserve"> schon bekommen hat.</w:t>
-      </w:r>
-    </w:p>
-    <w:p>
-      <w:pPr>
-        <w:rPr>
-          <w:lang w:val="de-DE"/>
-        </w:rPr>
-      </w:pPr>
-      <w:r>
-        <w:rPr>
-          <w:lang w:val="de-DE"/>
-        </w:rPr>
-        <w:t xml:space="preserve">Um sich die </w:t>
-      </w:r>
-      <w:proofErr w:type="spellStart"/>
-      <w:r>
-        <w:rPr>
-          <w:lang w:val="de-DE"/>
-        </w:rPr>
-        <w:t>bücher</w:t>
-      </w:r>
-      <w:proofErr w:type="spellEnd"/>
-      <w:r>
-        <w:rPr>
-          <w:lang w:val="de-DE"/>
-        </w:rPr>
-        <w:t xml:space="preserve"> </w:t>
-      </w:r>
-      <w:proofErr w:type="spellStart"/>
-      <w:r>
-        <w:rPr>
-          <w:lang w:val="de-DE"/>
-        </w:rPr>
-        <w:t>anzuzegen</w:t>
-      </w:r>
-      <w:proofErr w:type="spellEnd"/>
-      <w:r>
-        <w:rPr>
-          <w:lang w:val="de-DE"/>
-        </w:rPr>
-        <w:t xml:space="preserve"> kann man den </w:t>
-      </w:r>
-      <w:proofErr w:type="spellStart"/>
-      <w:r>
-        <w:rPr>
-          <w:lang w:val="de-DE"/>
-        </w:rPr>
-        <w:t>view</w:t>
-      </w:r>
-      <w:proofErr w:type="spellEnd"/>
-      <w:r>
-        <w:rPr>
-          <w:lang w:val="de-DE"/>
-        </w:rPr>
-        <w:t xml:space="preserve"> Katalog für alle Bücher, Digitale </w:t>
-      </w:r>
-      <w:proofErr w:type="spellStart"/>
-      <w:r>
-        <w:rPr>
-          <w:lang w:val="de-DE"/>
-        </w:rPr>
-        <w:t>medien</w:t>
-      </w:r>
-      <w:proofErr w:type="spellEnd"/>
-      <w:r>
-        <w:rPr>
-          <w:lang w:val="de-DE"/>
-        </w:rPr>
-        <w:t xml:space="preserve"> für alle nur digital vorhandenen </w:t>
-      </w:r>
-      <w:proofErr w:type="spellStart"/>
-      <w:r>
-        <w:rPr>
-          <w:lang w:val="de-DE"/>
-        </w:rPr>
-        <w:t>bücher</w:t>
-      </w:r>
-      <w:proofErr w:type="spellEnd"/>
-      <w:r>
-        <w:rPr>
-          <w:lang w:val="de-DE"/>
-        </w:rPr>
-        <w:t xml:space="preserve"> und regalfach für die </w:t>
-      </w:r>
-      <w:r>
-        <w:rPr>
-          <w:lang w:val="de-DE"/>
-        </w:rPr>
-        <w:t xml:space="preserve">Analogen </w:t>
-      </w:r>
-      <w:proofErr w:type="spellStart"/>
-      <w:r>
-        <w:rPr>
-          <w:lang w:val="de-DE"/>
-        </w:rPr>
-        <w:t>bücher</w:t>
-      </w:r>
-      <w:proofErr w:type="spellEnd"/>
-      <w:r>
-        <w:rPr>
-          <w:lang w:val="de-DE"/>
-        </w:rPr>
-        <w:t xml:space="preserve"> und deren Platzt in der Hochschule Bibliothek</w:t>
-      </w:r>
-    </w:p>
-    <w:p>
-      <w:pPr>
+        <w:t xml:space="preserve">nach Hause liefern </w:t>
+      </w:r>
+      <w:r>
+        <w:rPr>
+          <w:lang w:val="de-DE"/>
+        </w:rPr>
+        <w:t>lässt -&gt; DEMO</w:t>
+      </w:r>
+    </w:p>
+    <w:p>
+      <w:pPr>
+        <w:ind w:left="720"/>
+        <w:rPr>
+          <w:lang w:val="de-DE"/>
+        </w:rPr>
+      </w:pPr>
+      <w:r>
+        <w:rPr>
+          <w:lang w:val="de-DE"/>
+        </w:rPr>
+        <w:t>Schwierigkeiten</w:t>
+      </w:r>
+      <w:r>
+        <w:rPr>
+          <w:lang w:val="de-DE"/>
+        </w:rPr>
+        <w:t xml:space="preserve"> Damir das wir keinen zeitgesteuerten Trigger machen konnten sondern da hätte man dann </w:t>
+      </w:r>
+      <w:r>
+        <w:rPr>
+          <w:lang w:val="de-DE"/>
+        </w:rPr>
+        <w:t>Events</w:t>
+      </w:r>
+      <w:r>
+        <w:rPr>
+          <w:lang w:val="de-DE"/>
+        </w:rPr>
+        <w:t xml:space="preserve"> einbauen können, </w:t>
+      </w:r>
+    </w:p>
+    <w:p>
+      <w:pPr>
+        <w:ind w:left="720"/>
+        <w:rPr>
+          <w:lang w:val="de-DE"/>
+        </w:rPr>
+      </w:pPr>
+      <w:r>
+        <w:rPr>
+          <w:lang w:val="de-DE"/>
+        </w:rPr>
+        <w:t>Events VLLT</w:t>
+      </w:r>
+    </w:p>
+    <w:p>
+      <w:pPr>
+        <w:pStyle w:val="Listenabsatz"/>
+        <w:numPr>
+          <w:ilvl w:val="0"/>
+          <w:numId w:val="5"/>
+        </w:numPr>
         <w:rPr>
           <w:u w:val="single"/>
           <w:lang w:val="de-DE"/>
@@ -571,7 +448,7 @@
           <w:u w:val="single"/>
           <w:lang w:val="de-DE"/>
         </w:rPr>
-        <w:t>Abfragen</w:t>
+        <w:t>Views</w:t>
       </w:r>
       <w:r>
         <w:rPr>
@@ -583,61 +460,87 @@
     </w:p>
     <w:p>
       <w:pPr>
-        <w:rPr>
-          <w:lang w:val="de-DE"/>
-        </w:rPr>
-      </w:pPr>
-      <w:r>
-        <w:rPr>
-          <w:lang w:val="de-DE"/>
-        </w:rPr>
-        <w:t xml:space="preserve">Wie schnell </w:t>
-      </w:r>
-      <w:proofErr w:type="spellStart"/>
-      <w:r>
-        <w:rPr>
-          <w:lang w:val="de-DE"/>
-        </w:rPr>
-        <w:t>durschnittlich</w:t>
-      </w:r>
-      <w:proofErr w:type="spellEnd"/>
-      <w:r>
-        <w:rPr>
-          <w:lang w:val="de-DE"/>
-        </w:rPr>
-        <w:t xml:space="preserve"> die Mahnungen gezahlt werde</w:t>
-      </w:r>
-      <w:r>
-        <w:rPr>
-          <w:lang w:val="de-DE"/>
-        </w:rPr>
-        <w:t>.</w:t>
-      </w:r>
-    </w:p>
-    <w:p>
-      <w:pPr>
-        <w:rPr>
-          <w:lang w:val="de-DE"/>
-        </w:rPr>
-      </w:pPr>
-      <w:r>
-        <w:rPr>
-          <w:lang w:val="de-DE"/>
-        </w:rPr>
-        <w:t>Die Rückgabe Quote insgesamt von allen Büchern</w:t>
-      </w:r>
-    </w:p>
-    <w:p>
-      <w:pPr>
-        <w:rPr>
-          <w:lang w:val="de-DE"/>
-        </w:rPr>
-      </w:pPr>
-      <w:r>
-        <w:rPr>
-          <w:lang w:val="de-DE"/>
-        </w:rPr>
-        <w:t>Alle schulden die noch an di Bibliothek gezahlt werden müssen.</w:t>
+        <w:ind w:left="720"/>
+        <w:rPr>
+          <w:color w:val="EE0000"/>
+          <w:lang w:val="de-DE"/>
+        </w:rPr>
+      </w:pPr>
+      <w:r>
+        <w:rPr>
+          <w:color w:val="EE0000"/>
+          <w:lang w:val="de-DE"/>
+        </w:rPr>
+        <w:t>Mitarbeiter:</w:t>
+      </w:r>
+    </w:p>
+    <w:p>
+      <w:pPr>
+        <w:ind w:left="720"/>
+        <w:rPr>
+          <w:lang w:val="de-DE"/>
+        </w:rPr>
+      </w:pPr>
+      <w:r>
+        <w:rPr>
+          <w:lang w:val="de-DE"/>
+        </w:rPr>
+        <w:t>Zeigt die Wichtigsten Informationen Über die Mitglieder an</w:t>
+      </w:r>
+    </w:p>
+    <w:p>
+      <w:pPr>
+        <w:ind w:left="720"/>
+        <w:rPr>
+          <w:lang w:val="de-DE"/>
+        </w:rPr>
+      </w:pPr>
+      <w:r>
+        <w:rPr>
+          <w:color w:val="EE0000"/>
+          <w:lang w:val="de-DE"/>
+        </w:rPr>
+        <w:t>Mitglieder</w:t>
+      </w:r>
+      <w:r>
+        <w:rPr>
+          <w:lang w:val="de-DE"/>
+        </w:rPr>
+        <w:t>:</w:t>
+      </w:r>
+    </w:p>
+    <w:p>
+      <w:pPr>
+        <w:ind w:left="720"/>
+        <w:rPr>
+          <w:lang w:val="de-DE"/>
+        </w:rPr>
+      </w:pPr>
+      <w:r>
+        <w:rPr>
+          <w:lang w:val="de-DE"/>
+        </w:rPr>
+        <w:t>Man hat verschieden View zur Auswahl. Mann kann sich sein eigesen Nutzerprofiel anzeigen lasse, alle ausleihen die man getätig hat. Außerdem alle mahnungen die mann schon bekommen hat.</w:t>
+      </w:r>
+    </w:p>
+    <w:p>
+      <w:pPr>
+        <w:ind w:left="720"/>
+        <w:rPr>
+          <w:lang w:val="de-DE"/>
+        </w:rPr>
+      </w:pPr>
+      <w:r>
+        <w:rPr>
+          <w:lang w:val="de-DE"/>
+        </w:rPr>
+        <w:t xml:space="preserve">Um sich die bücher anzuzegen kann man den view Katalog für alle Bücher, Digitale medien für alle nur digital vorhandenen bücher und regalfach für die </w:t>
+      </w:r>
+      <w:r>
+        <w:rPr>
+          <w:lang w:val="de-DE"/>
+        </w:rPr>
+        <w:t>Analogen bücher und deren Platzt in der Hochschule Bibliothek</w:t>
       </w:r>
     </w:p>
     <w:p>
@@ -686,33 +589,31 @@
           <w:lang w:val="de-DE"/>
         </w:rPr>
       </w:pPr>
-      <w:proofErr w:type="spellStart"/>
-      <w:r>
-        <w:rPr>
-          <w:lang w:val="de-DE"/>
-        </w:rPr>
-        <w:t>Ddl</w:t>
-      </w:r>
-      <w:proofErr w:type="spellEnd"/>
-      <w:r>
-        <w:rPr>
-          <w:lang w:val="de-DE"/>
-        </w:rPr>
-        <w:t xml:space="preserve"> </w:t>
-      </w:r>
-      <w:proofErr w:type="spellStart"/>
-      <w:r>
-        <w:rPr>
-          <w:lang w:val="de-DE"/>
-        </w:rPr>
-        <w:t>skript</w:t>
-      </w:r>
-      <w:proofErr w:type="spellEnd"/>
-      <w:r>
-        <w:rPr>
-          <w:lang w:val="de-DE"/>
-        </w:rPr>
-        <w:t xml:space="preserve"> </w:t>
+      <w:r>
+        <w:rPr>
+          <w:lang w:val="de-DE"/>
+        </w:rPr>
+        <w:t xml:space="preserve">Ddl skript </w:t>
+      </w:r>
+    </w:p>
+    <w:p>
+      <w:pPr>
+        <w:rPr>
+          <w:lang w:val="de-DE"/>
+        </w:rPr>
+      </w:pPr>
+    </w:p>
+    <w:p>
+      <w:pPr>
+        <w:rPr>
+          <w:lang w:val="de-DE"/>
+        </w:rPr>
+      </w:pPr>
+      <w:r>
+        <w:rPr>
+          <w:lang w:val="de-DE"/>
+        </w:rPr>
+        <w:t xml:space="preserve">-&gt;Mouna am ende anfrage zum Mitglieder sperren | ihre abfrage </w:t>
       </w:r>
     </w:p>
     <w:sectPr>
@@ -728,6 +629,118 @@
 <file path=word/numbering.xml><?xml version="1.0" encoding="utf-8"?>
 <w:numbering xmlns:wpc="http://schemas.microsoft.com/office/word/2010/wordprocessingCanvas" xmlns:cx="http://schemas.microsoft.com/office/drawing/2014/chartex" xmlns:cx1="http://schemas.microsoft.com/office/drawing/2015/9/8/chartex" xmlns:cx2="http://schemas.microsoft.com/office/drawing/2015/10/21/chartex" xmlns:cx3="http://schemas.microsoft.com/office/drawing/2016/5/9/chartex" xmlns:cx4="http://schemas.microsoft.com/office/drawing/2016/5/10/chartex" xmlns:cx5="http://schemas.microsoft.com/office/drawing/2016/5/11/chartex" xmlns:cx6="http://schemas.microsoft.com/office/drawing/2016/5/12/chartex" xmlns:cx7="http://schemas.microsoft.com/office/drawing/2016/5/13/chartex" xmlns:cx8="http://schemas.microsoft.com/office/drawing/2016/5/14/chartex" xmlns:mc="http://schemas.openxmlformats.org/markup-compatibility/2006" xmlns:aink="http://schemas.microsoft.com/office/drawing/2016/ink" xmlns:am3d="http://schemas.microsoft.com/office/drawing/2017/model3d" xmlns:o="urn:schemas-microsoft-com:office:office" xmlns:oel="http://schemas.microsoft.com/office/2019/extlst" xmlns:r="http://schemas.openxmlformats.org/officeDocument/2006/relationships" xmlns:m="http://schemas.openxmlformats.org/officeDocument/2006/math" xmlns:v="urn:schemas-microsoft-com:vml" xmlns:wp14="http://schemas.microsoft.com/office/word/2010/wordprocessingDrawing" xmlns:wp="http://schemas.openxmlformats.org/drawingml/2006/wordprocessingDrawing" xmlns:w10="urn:schemas-microsoft-com:office:word" xmlns:w="http://schemas.openxmlformats.org/wordprocessingml/2006/main" xmlns:w14="http://schemas.microsoft.com/office/word/2010/wordml" xmlns:w15="http://schemas.microsoft.com/office/word/2012/wordml" xmlns:w16cex="http://schemas.microsoft.com/office/word/2018/wordml/cex" xmlns:w16cid="http://schemas.microsoft.com/office/word/2016/wordml/cid" xmlns:w16="http://schemas.microsoft.com/office/word/2018/wordml" xmlns:w16du="http://schemas.microsoft.com/office/word/2023/wordml/word16du" xmlns:w16sdtdh="http://schemas.microsoft.com/office/word/2020/wordml/sdtdatahash" xmlns:w16sdtfl="http://schemas.microsoft.com/office/word/2024/wordml/sdtformatlock" xmlns:w16se="http://schemas.microsoft.com/office/word/2015/wordml/symex" xmlns:wpg="http://schemas.microsoft.com/office/word/2010/wordprocessingGroup" xmlns:wpi="http://schemas.microsoft.com/office/word/2010/wordprocessingInk" xmlns:wne="http://schemas.microsoft.com/office/word/2006/wordml" xmlns:wps="http://schemas.microsoft.com/office/word/2010/wordprocessingShape" mc:Ignorable="w14 w15 w16se w16cid w16 w16cex w16sdtdh w16sdtfl w16du wp14">
   <w:abstractNum w:abstractNumId="0" w15:restartNumberingAfterBreak="0">
+    <w:nsid w:val="19114C15"/>
+    <w:multiLevelType w:val="hybridMultilevel"/>
+    <w:tmpl w:val="15C200F0"/>
+    <w:lvl w:ilvl="0" w:tplc="62C6C6D2">
+      <w:numFmt w:val="bullet"/>
+      <w:lvlText w:val=""/>
+      <w:lvlJc w:val="left"/>
+      <w:pPr>
+        <w:ind w:left="720" w:hanging="360"/>
+      </w:pPr>
+      <w:rPr>
+        <w:rFonts w:ascii="Wingdings" w:eastAsiaTheme="minorHAnsi" w:hAnsi="Wingdings" w:cstheme="minorBidi" w:hint="default"/>
+      </w:rPr>
+    </w:lvl>
+    <w:lvl w:ilvl="1" w:tplc="04070003" w:tentative="1">
+      <w:start w:val="1"/>
+      <w:numFmt w:val="bullet"/>
+      <w:lvlText w:val="o"/>
+      <w:lvlJc w:val="left"/>
+      <w:pPr>
+        <w:ind w:left="1440" w:hanging="360"/>
+      </w:pPr>
+      <w:rPr>
+        <w:rFonts w:ascii="Courier New" w:hAnsi="Courier New" w:cs="Courier New" w:hint="default"/>
+      </w:rPr>
+    </w:lvl>
+    <w:lvl w:ilvl="2" w:tplc="04070005" w:tentative="1">
+      <w:start w:val="1"/>
+      <w:numFmt w:val="bullet"/>
+      <w:lvlText w:val=""/>
+      <w:lvlJc w:val="left"/>
+      <w:pPr>
+        <w:ind w:left="2160" w:hanging="360"/>
+      </w:pPr>
+      <w:rPr>
+        <w:rFonts w:ascii="Wingdings" w:hAnsi="Wingdings" w:hint="default"/>
+      </w:rPr>
+    </w:lvl>
+    <w:lvl w:ilvl="3" w:tplc="04070001" w:tentative="1">
+      <w:start w:val="1"/>
+      <w:numFmt w:val="bullet"/>
+      <w:lvlText w:val=""/>
+      <w:lvlJc w:val="left"/>
+      <w:pPr>
+        <w:ind w:left="2880" w:hanging="360"/>
+      </w:pPr>
+      <w:rPr>
+        <w:rFonts w:ascii="Symbol" w:hAnsi="Symbol" w:hint="default"/>
+      </w:rPr>
+    </w:lvl>
+    <w:lvl w:ilvl="4" w:tplc="04070003" w:tentative="1">
+      <w:start w:val="1"/>
+      <w:numFmt w:val="bullet"/>
+      <w:lvlText w:val="o"/>
+      <w:lvlJc w:val="left"/>
+      <w:pPr>
+        <w:ind w:left="3600" w:hanging="360"/>
+      </w:pPr>
+      <w:rPr>
+        <w:rFonts w:ascii="Courier New" w:hAnsi="Courier New" w:cs="Courier New" w:hint="default"/>
+      </w:rPr>
+    </w:lvl>
+    <w:lvl w:ilvl="5" w:tplc="04070005" w:tentative="1">
+      <w:start w:val="1"/>
+      <w:numFmt w:val="bullet"/>
+      <w:lvlText w:val=""/>
+      <w:lvlJc w:val="left"/>
+      <w:pPr>
+        <w:ind w:left="4320" w:hanging="360"/>
+      </w:pPr>
+      <w:rPr>
+        <w:rFonts w:ascii="Wingdings" w:hAnsi="Wingdings" w:hint="default"/>
+      </w:rPr>
+    </w:lvl>
+    <w:lvl w:ilvl="6" w:tplc="04070001" w:tentative="1">
+      <w:start w:val="1"/>
+      <w:numFmt w:val="bullet"/>
+      <w:lvlText w:val=""/>
+      <w:lvlJc w:val="left"/>
+      <w:pPr>
+        <w:ind w:left="5040" w:hanging="360"/>
+      </w:pPr>
+      <w:rPr>
+        <w:rFonts w:ascii="Symbol" w:hAnsi="Symbol" w:hint="default"/>
+      </w:rPr>
+    </w:lvl>
+    <w:lvl w:ilvl="7" w:tplc="04070003" w:tentative="1">
+      <w:start w:val="1"/>
+      <w:numFmt w:val="bullet"/>
+      <w:lvlText w:val="o"/>
+      <w:lvlJc w:val="left"/>
+      <w:pPr>
+        <w:ind w:left="5760" w:hanging="360"/>
+      </w:pPr>
+      <w:rPr>
+        <w:rFonts w:ascii="Courier New" w:hAnsi="Courier New" w:cs="Courier New" w:hint="default"/>
+      </w:rPr>
+    </w:lvl>
+    <w:lvl w:ilvl="8" w:tplc="04070005" w:tentative="1">
+      <w:start w:val="1"/>
+      <w:numFmt w:val="bullet"/>
+      <w:lvlText w:val=""/>
+      <w:lvlJc w:val="left"/>
+      <w:pPr>
+        <w:ind w:left="6480" w:hanging="360"/>
+      </w:pPr>
+      <w:rPr>
+        <w:rFonts w:ascii="Wingdings" w:hAnsi="Wingdings" w:hint="default"/>
+      </w:rPr>
+    </w:lvl>
+  </w:abstractNum>
+  <w:abstractNum w:abstractNumId="1" w15:restartNumberingAfterBreak="0">
     <w:nsid w:val="20F45DB4"/>
     <w:multiLevelType w:val="hybridMultilevel"/>
     <w:tmpl w:val="18F24C20"/>
@@ -839,7 +852,120 @@
       </w:rPr>
     </w:lvl>
   </w:abstractNum>
-  <w:abstractNum w:abstractNumId="1" w15:restartNumberingAfterBreak="0">
+  <w:abstractNum w:abstractNumId="2" w15:restartNumberingAfterBreak="0">
+    <w:nsid w:val="3964717A"/>
+    <w:multiLevelType w:val="hybridMultilevel"/>
+    <w:tmpl w:val="2A844D8A"/>
+    <w:lvl w:ilvl="0" w:tplc="04070001">
+      <w:start w:val="1"/>
+      <w:numFmt w:val="bullet"/>
+      <w:lvlText w:val=""/>
+      <w:lvlJc w:val="left"/>
+      <w:pPr>
+        <w:ind w:left="720" w:hanging="360"/>
+      </w:pPr>
+      <w:rPr>
+        <w:rFonts w:ascii="Symbol" w:hAnsi="Symbol" w:hint="default"/>
+      </w:rPr>
+    </w:lvl>
+    <w:lvl w:ilvl="1" w:tplc="04070003" w:tentative="1">
+      <w:start w:val="1"/>
+      <w:numFmt w:val="bullet"/>
+      <w:lvlText w:val="o"/>
+      <w:lvlJc w:val="left"/>
+      <w:pPr>
+        <w:ind w:left="1440" w:hanging="360"/>
+      </w:pPr>
+      <w:rPr>
+        <w:rFonts w:ascii="Courier New" w:hAnsi="Courier New" w:cs="Courier New" w:hint="default"/>
+      </w:rPr>
+    </w:lvl>
+    <w:lvl w:ilvl="2" w:tplc="04070005" w:tentative="1">
+      <w:start w:val="1"/>
+      <w:numFmt w:val="bullet"/>
+      <w:lvlText w:val=""/>
+      <w:lvlJc w:val="left"/>
+      <w:pPr>
+        <w:ind w:left="2160" w:hanging="360"/>
+      </w:pPr>
+      <w:rPr>
+        <w:rFonts w:ascii="Wingdings" w:hAnsi="Wingdings" w:hint="default"/>
+      </w:rPr>
+    </w:lvl>
+    <w:lvl w:ilvl="3" w:tplc="04070001" w:tentative="1">
+      <w:start w:val="1"/>
+      <w:numFmt w:val="bullet"/>
+      <w:lvlText w:val=""/>
+      <w:lvlJc w:val="left"/>
+      <w:pPr>
+        <w:ind w:left="2880" w:hanging="360"/>
+      </w:pPr>
+      <w:rPr>
+        <w:rFonts w:ascii="Symbol" w:hAnsi="Symbol" w:hint="default"/>
+      </w:rPr>
+    </w:lvl>
+    <w:lvl w:ilvl="4" w:tplc="04070003" w:tentative="1">
+      <w:start w:val="1"/>
+      <w:numFmt w:val="bullet"/>
+      <w:lvlText w:val="o"/>
+      <w:lvlJc w:val="left"/>
+      <w:pPr>
+        <w:ind w:left="3600" w:hanging="360"/>
+      </w:pPr>
+      <w:rPr>
+        <w:rFonts w:ascii="Courier New" w:hAnsi="Courier New" w:cs="Courier New" w:hint="default"/>
+      </w:rPr>
+    </w:lvl>
+    <w:lvl w:ilvl="5" w:tplc="04070005" w:tentative="1">
+      <w:start w:val="1"/>
+      <w:numFmt w:val="bullet"/>
+      <w:lvlText w:val=""/>
+      <w:lvlJc w:val="left"/>
+      <w:pPr>
+        <w:ind w:left="4320" w:hanging="360"/>
+      </w:pPr>
+      <w:rPr>
+        <w:rFonts w:ascii="Wingdings" w:hAnsi="Wingdings" w:hint="default"/>
+      </w:rPr>
+    </w:lvl>
+    <w:lvl w:ilvl="6" w:tplc="04070001" w:tentative="1">
+      <w:start w:val="1"/>
+      <w:numFmt w:val="bullet"/>
+      <w:lvlText w:val=""/>
+      <w:lvlJc w:val="left"/>
+      <w:pPr>
+        <w:ind w:left="5040" w:hanging="360"/>
+      </w:pPr>
+      <w:rPr>
+        <w:rFonts w:ascii="Symbol" w:hAnsi="Symbol" w:hint="default"/>
+      </w:rPr>
+    </w:lvl>
+    <w:lvl w:ilvl="7" w:tplc="04070003" w:tentative="1">
+      <w:start w:val="1"/>
+      <w:numFmt w:val="bullet"/>
+      <w:lvlText w:val="o"/>
+      <w:lvlJc w:val="left"/>
+      <w:pPr>
+        <w:ind w:left="5760" w:hanging="360"/>
+      </w:pPr>
+      <w:rPr>
+        <w:rFonts w:ascii="Courier New" w:hAnsi="Courier New" w:cs="Courier New" w:hint="default"/>
+      </w:rPr>
+    </w:lvl>
+    <w:lvl w:ilvl="8" w:tplc="04070005" w:tentative="1">
+      <w:start w:val="1"/>
+      <w:numFmt w:val="bullet"/>
+      <w:lvlText w:val=""/>
+      <w:lvlJc w:val="left"/>
+      <w:pPr>
+        <w:ind w:left="6480" w:hanging="360"/>
+      </w:pPr>
+      <w:rPr>
+        <w:rFonts w:ascii="Wingdings" w:hAnsi="Wingdings" w:hint="default"/>
+      </w:rPr>
+    </w:lvl>
+  </w:abstractNum>
+  <w:abstractNum w:abstractNumId="3" w15:restartNumberingAfterBreak="0">
     <w:nsid w:val="6279197B"/>
     <w:multiLevelType w:val="hybridMultilevel"/>
     <w:tmpl w:val="59988BD6"/>
@@ -951,7 +1077,7 @@
       </w:rPr>
     </w:lvl>
   </w:abstractNum>
-  <w:abstractNum w:abstractNumId="2" w15:restartNumberingAfterBreak="0">
+  <w:abstractNum w:abstractNumId="4" w15:restartNumberingAfterBreak="0">
     <w:nsid w:val="68FB4339"/>
     <w:multiLevelType w:val="hybridMultilevel"/>
     <w:tmpl w:val="F03835D0"/>
@@ -1063,14 +1189,252 @@
       </w:rPr>
     </w:lvl>
   </w:abstractNum>
+  <w:abstractNum w:abstractNumId="5" w15:restartNumberingAfterBreak="0">
+    <w:nsid w:val="70D157B6"/>
+    <w:multiLevelType w:val="hybridMultilevel"/>
+    <w:tmpl w:val="E4BA70F0"/>
+    <w:lvl w:ilvl="0" w:tplc="04070001">
+      <w:start w:val="1"/>
+      <w:numFmt w:val="bullet"/>
+      <w:lvlText w:val=""/>
+      <w:lvlJc w:val="left"/>
+      <w:pPr>
+        <w:ind w:left="720" w:hanging="360"/>
+      </w:pPr>
+      <w:rPr>
+        <w:rFonts w:ascii="Symbol" w:hAnsi="Symbol" w:hint="default"/>
+      </w:rPr>
+    </w:lvl>
+    <w:lvl w:ilvl="1" w:tplc="04070003" w:tentative="1">
+      <w:start w:val="1"/>
+      <w:numFmt w:val="bullet"/>
+      <w:lvlText w:val="o"/>
+      <w:lvlJc w:val="left"/>
+      <w:pPr>
+        <w:ind w:left="1440" w:hanging="360"/>
+      </w:pPr>
+      <w:rPr>
+        <w:rFonts w:ascii="Courier New" w:hAnsi="Courier New" w:cs="Courier New" w:hint="default"/>
+      </w:rPr>
+    </w:lvl>
+    <w:lvl w:ilvl="2" w:tplc="04070005" w:tentative="1">
+      <w:start w:val="1"/>
+      <w:numFmt w:val="bullet"/>
+      <w:lvlText w:val=""/>
+      <w:lvlJc w:val="left"/>
+      <w:pPr>
+        <w:ind w:left="2160" w:hanging="360"/>
+      </w:pPr>
+      <w:rPr>
+        <w:rFonts w:ascii="Wingdings" w:hAnsi="Wingdings" w:hint="default"/>
+      </w:rPr>
+    </w:lvl>
+    <w:lvl w:ilvl="3" w:tplc="04070001" w:tentative="1">
+      <w:start w:val="1"/>
+      <w:numFmt w:val="bullet"/>
+      <w:lvlText w:val=""/>
+      <w:lvlJc w:val="left"/>
+      <w:pPr>
+        <w:ind w:left="2880" w:hanging="360"/>
+      </w:pPr>
+      <w:rPr>
+        <w:rFonts w:ascii="Symbol" w:hAnsi="Symbol" w:hint="default"/>
+      </w:rPr>
+    </w:lvl>
+    <w:lvl w:ilvl="4" w:tplc="04070003" w:tentative="1">
+      <w:start w:val="1"/>
+      <w:numFmt w:val="bullet"/>
+      <w:lvlText w:val="o"/>
+      <w:lvlJc w:val="left"/>
+      <w:pPr>
+        <w:ind w:left="3600" w:hanging="360"/>
+      </w:pPr>
+      <w:rPr>
+        <w:rFonts w:ascii="Courier New" w:hAnsi="Courier New" w:cs="Courier New" w:hint="default"/>
+      </w:rPr>
+    </w:lvl>
+    <w:lvl w:ilvl="5" w:tplc="04070005" w:tentative="1">
+      <w:start w:val="1"/>
+      <w:numFmt w:val="bullet"/>
+      <w:lvlText w:val=""/>
+      <w:lvlJc w:val="left"/>
+      <w:pPr>
+        <w:ind w:left="4320" w:hanging="360"/>
+      </w:pPr>
+      <w:rPr>
+        <w:rFonts w:ascii="Wingdings" w:hAnsi="Wingdings" w:hint="default"/>
+      </w:rPr>
+    </w:lvl>
+    <w:lvl w:ilvl="6" w:tplc="04070001" w:tentative="1">
+      <w:start w:val="1"/>
+      <w:numFmt w:val="bullet"/>
+      <w:lvlText w:val=""/>
+      <w:lvlJc w:val="left"/>
+      <w:pPr>
+        <w:ind w:left="5040" w:hanging="360"/>
+      </w:pPr>
+      <w:rPr>
+        <w:rFonts w:ascii="Symbol" w:hAnsi="Symbol" w:hint="default"/>
+      </w:rPr>
+    </w:lvl>
+    <w:lvl w:ilvl="7" w:tplc="04070003" w:tentative="1">
+      <w:start w:val="1"/>
+      <w:numFmt w:val="bullet"/>
+      <w:lvlText w:val="o"/>
+      <w:lvlJc w:val="left"/>
+      <w:pPr>
+        <w:ind w:left="5760" w:hanging="360"/>
+      </w:pPr>
+      <w:rPr>
+        <w:rFonts w:ascii="Courier New" w:hAnsi="Courier New" w:cs="Courier New" w:hint="default"/>
+      </w:rPr>
+    </w:lvl>
+    <w:lvl w:ilvl="8" w:tplc="04070005" w:tentative="1">
+      <w:start w:val="1"/>
+      <w:numFmt w:val="bullet"/>
+      <w:lvlText w:val=""/>
+      <w:lvlJc w:val="left"/>
+      <w:pPr>
+        <w:ind w:left="6480" w:hanging="360"/>
+      </w:pPr>
+      <w:rPr>
+        <w:rFonts w:ascii="Wingdings" w:hAnsi="Wingdings" w:hint="default"/>
+      </w:rPr>
+    </w:lvl>
+  </w:abstractNum>
+  <w:abstractNum w:abstractNumId="6" w15:restartNumberingAfterBreak="0">
+    <w:nsid w:val="73A55442"/>
+    <w:multiLevelType w:val="hybridMultilevel"/>
+    <w:tmpl w:val="7126524C"/>
+    <w:lvl w:ilvl="0" w:tplc="04070001">
+      <w:start w:val="1"/>
+      <w:numFmt w:val="bullet"/>
+      <w:lvlText w:val=""/>
+      <w:lvlJc w:val="left"/>
+      <w:pPr>
+        <w:ind w:left="720" w:hanging="360"/>
+      </w:pPr>
+      <w:rPr>
+        <w:rFonts w:ascii="Symbol" w:hAnsi="Symbol" w:hint="default"/>
+      </w:rPr>
+    </w:lvl>
+    <w:lvl w:ilvl="1" w:tplc="04070003" w:tentative="1">
+      <w:start w:val="1"/>
+      <w:numFmt w:val="bullet"/>
+      <w:lvlText w:val="o"/>
+      <w:lvlJc w:val="left"/>
+      <w:pPr>
+        <w:ind w:left="1440" w:hanging="360"/>
+      </w:pPr>
+      <w:rPr>
+        <w:rFonts w:ascii="Courier New" w:hAnsi="Courier New" w:cs="Courier New" w:hint="default"/>
+      </w:rPr>
+    </w:lvl>
+    <w:lvl w:ilvl="2" w:tplc="04070005" w:tentative="1">
+      <w:start w:val="1"/>
+      <w:numFmt w:val="bullet"/>
+      <w:lvlText w:val=""/>
+      <w:lvlJc w:val="left"/>
+      <w:pPr>
+        <w:ind w:left="2160" w:hanging="360"/>
+      </w:pPr>
+      <w:rPr>
+        <w:rFonts w:ascii="Wingdings" w:hAnsi="Wingdings" w:hint="default"/>
+      </w:rPr>
+    </w:lvl>
+    <w:lvl w:ilvl="3" w:tplc="04070001" w:tentative="1">
+      <w:start w:val="1"/>
+      <w:numFmt w:val="bullet"/>
+      <w:lvlText w:val=""/>
+      <w:lvlJc w:val="left"/>
+      <w:pPr>
+        <w:ind w:left="2880" w:hanging="360"/>
+      </w:pPr>
+      <w:rPr>
+        <w:rFonts w:ascii="Symbol" w:hAnsi="Symbol" w:hint="default"/>
+      </w:rPr>
+    </w:lvl>
+    <w:lvl w:ilvl="4" w:tplc="04070003" w:tentative="1">
+      <w:start w:val="1"/>
+      <w:numFmt w:val="bullet"/>
+      <w:lvlText w:val="o"/>
+      <w:lvlJc w:val="left"/>
+      <w:pPr>
+        <w:ind w:left="3600" w:hanging="360"/>
+      </w:pPr>
+      <w:rPr>
+        <w:rFonts w:ascii="Courier New" w:hAnsi="Courier New" w:cs="Courier New" w:hint="default"/>
+      </w:rPr>
+    </w:lvl>
+    <w:lvl w:ilvl="5" w:tplc="04070005" w:tentative="1">
+      <w:start w:val="1"/>
+      <w:numFmt w:val="bullet"/>
+      <w:lvlText w:val=""/>
+      <w:lvlJc w:val="left"/>
+      <w:pPr>
+        <w:ind w:left="4320" w:hanging="360"/>
+      </w:pPr>
+      <w:rPr>
+        <w:rFonts w:ascii="Wingdings" w:hAnsi="Wingdings" w:hint="default"/>
+      </w:rPr>
+    </w:lvl>
+    <w:lvl w:ilvl="6" w:tplc="04070001" w:tentative="1">
+      <w:start w:val="1"/>
+      <w:numFmt w:val="bullet"/>
+      <w:lvlText w:val=""/>
+      <w:lvlJc w:val="left"/>
+      <w:pPr>
+        <w:ind w:left="5040" w:hanging="360"/>
+      </w:pPr>
+      <w:rPr>
+        <w:rFonts w:ascii="Symbol" w:hAnsi="Symbol" w:hint="default"/>
+      </w:rPr>
+    </w:lvl>
+    <w:lvl w:ilvl="7" w:tplc="04070003" w:tentative="1">
+      <w:start w:val="1"/>
+      <w:numFmt w:val="bullet"/>
+      <w:lvlText w:val="o"/>
+      <w:lvlJc w:val="left"/>
+      <w:pPr>
+        <w:ind w:left="5760" w:hanging="360"/>
+      </w:pPr>
+      <w:rPr>
+        <w:rFonts w:ascii="Courier New" w:hAnsi="Courier New" w:cs="Courier New" w:hint="default"/>
+      </w:rPr>
+    </w:lvl>
+    <w:lvl w:ilvl="8" w:tplc="04070005" w:tentative="1">
+      <w:start w:val="1"/>
+      <w:numFmt w:val="bullet"/>
+      <w:lvlText w:val=""/>
+      <w:lvlJc w:val="left"/>
+      <w:pPr>
+        <w:ind w:left="6480" w:hanging="360"/>
+      </w:pPr>
+      <w:rPr>
+        <w:rFonts w:ascii="Wingdings" w:hAnsi="Wingdings" w:hint="default"/>
+      </w:rPr>
+    </w:lvl>
+  </w:abstractNum>
   <w:num w:numId="1" w16cid:durableId="958222926">
-    <w:abstractNumId w:val="0"/>
+    <w:abstractNumId w:val="1"/>
   </w:num>
   <w:num w:numId="2" w16cid:durableId="1979874780">
-    <w:abstractNumId w:val="1"/>
+    <w:abstractNumId w:val="3"/>
   </w:num>
   <w:num w:numId="3" w16cid:durableId="1137842883">
+    <w:abstractNumId w:val="4"/>
+  </w:num>
+  <w:num w:numId="4" w16cid:durableId="1435900388">
+    <w:abstractNumId w:val="6"/>
+  </w:num>
+  <w:num w:numId="5" w16cid:durableId="665673897">
+    <w:abstractNumId w:val="5"/>
+  </w:num>
+  <w:num w:numId="6" w16cid:durableId="1136295855">
     <w:abstractNumId w:val="2"/>
+  </w:num>
+  <w:num w:numId="7" w16cid:durableId="804348158">
+    <w:abstractNumId w:val="0"/>
   </w:num>
 </w:numbering>
 </file>
@@ -1477,6 +1841,7 @@
   <w:style w:type="character" w:default="1" w:styleId="Absatz-Standardschriftart">
     <w:name w:val="Default Paragraph Font"/>
     <w:uiPriority w:val="1"/>
+    <w:semiHidden/>
     <w:unhideWhenUsed/>
   </w:style>
   <w:style w:type="table" w:default="1" w:styleId="NormaleTabelle">
